--- a/gen-documents/Sửa chữa mái tôn khu tập thể độc thân kỹ thuật/3. QD Phê duyệt KHLCNT .docx
+++ b/gen-documents/Sửa chữa mái tôn khu tập thể độc thân kỹ thuật/3. QD Phê duyệt KHLCNT .docx
@@ -980,8 +980,6 @@
           <w:lang w:val="en-US"/>
         </w:rPr>
       </w:pPr>
-      <w:bookmarkStart w:id="4" w:name="_GoBack"/>
-      <w:bookmarkEnd w:id="4"/>
       <w:r>
         <w:rPr>
           <w:b w:val="0"/>
@@ -996,7 +994,13 @@
       <w:r>
         <w:rPr>
           <w:rFonts w:hint="default"/>
+          <w:color w:val="000000" w:themeColor="text1"/>
           <w:lang w:val="en-US"/>
+          <w14:textFill>
+            <w14:solidFill>
+              <w14:schemeClr w14:val="tx1"/>
+            </w14:solidFill>
+          </w14:textFill>
         </w:rPr>
         <w:t xml:space="preserve">2025</w:t>
       </w:r>
@@ -1122,12 +1126,15 @@
       </w:r>
       <w:r>
         <w:rPr>
+          <w:rFonts w:hint="default"/>
           <w:b w:val="0"/>
+          <w:bCs/>
           <w:i/>
           <w:color w:val="auto"/>
-          <w:highlight w:val="yellow"/>
-        </w:rPr>
-        <w:t>1285A/TTr-LCQ</w:t>
+          <w:kern w:val="16"/>
+          <w:lang w:val="en-US"/>
+        </w:rPr>
+        <w:t xml:space="preserve">1072/TTr - LCQ</w:t>
       </w:r>
       <w:r>
         <w:rPr>
@@ -1138,17 +1145,32 @@
           <w:kern w:val="16"/>
           <w:highlight w:val="yellow"/>
         </w:rPr>
-        <w:t xml:space="preserve"> ngày 14/10/2025</w:t>
-      </w:r>
-      <w:r>
-        <w:rPr>
+        <w:t xml:space="preserve"> ngày </w:t>
+      </w:r>
+      <w:r>
+        <w:rPr>
+          <w:rFonts w:hint="default"/>
           <w:b w:val="0"/>
           <w:bCs/>
           <w:i/>
           <w:color w:val="auto"/>
           <w:kern w:val="16"/>
-        </w:rPr>
-        <w:t xml:space="preserve"> của liên cơ quan Trung tâm BĐKTHC – Tài chính </w:t>
+          <w:highlight w:val="yellow"/>
+          <w:lang w:val="en-US"/>
+        </w:rPr>
+        <w:t xml:space="preserve">01/11/2025 </w:t>
+      </w:r>
+      <w:bookmarkStart w:id="4" w:name="_GoBack"/>
+      <w:bookmarkEnd w:id="4"/>
+      <w:r>
+        <w:rPr>
+          <w:b w:val="0"/>
+          <w:bCs/>
+          <w:i/>
+          <w:color w:val="auto"/>
+          <w:kern w:val="16"/>
+        </w:rPr>
+        <w:t xml:space="preserve">của liên cơ quan Trung tâm BĐKTHC – Tài chính </w:t>
       </w:r>
       <w:r>
         <w:rPr>
@@ -3722,7 +3744,7 @@
   <w:docDefaults>
     <w:rPrDefault>
       <w:rPr>
-        <w:rFonts w:ascii="Times New Roman" w:hAnsi="Times New Roman" w:eastAsia="Times New Roman" w:cs="Times New Roman"/>
+        <w:rFonts w:ascii="Times New Roman" w:hAnsi="Times New Roman" w:eastAsia="SimSun" w:cs="Times New Roman"/>
       </w:rPr>
     </w:rPrDefault>
     <w:pPrDefault/>
